--- a/submission/supplementary_materials.docx
+++ b/submission/supplementary_materials.docx
@@ -1651,6 +1651,11 @@
         <w:t xml:space="preserve">applies to a fresh graph and ticks without error.</w:t>
       </w:r>
     </w:p>
+    <w:p>
+      <w:r>
+        <w:br w:type="page"/>
+      </w:r>
+    </w:p>
     <w:bookmarkEnd w:id="11"/>
     <w:bookmarkEnd w:id="12"/>
     <w:bookmarkStart w:id="13" w:name="appendix-b-computational-footprint"/>
@@ -1995,6 +2000,11 @@
         </w:tc>
       </w:tr>
     </w:tbl>
+    <w:p>
+      <w:r>
+        <w:br w:type="page"/>
+      </w:r>
+    </w:p>
     <w:bookmarkEnd w:id="13"/>
     <w:bookmarkStart w:id="14" w:name="X6db17b076d205823721ef7d117d3d3e1195124d"/>
     <w:p>
@@ -2250,6 +2260,11 @@
         <w:t xml:space="preserve">for proportions use the normal (Wald) form.</w:t>
       </w:r>
     </w:p>
+    <w:p>
+      <w:r>
+        <w:br w:type="page"/>
+      </w:r>
+    </w:p>
     <w:bookmarkEnd w:id="14"/>
     <w:bookmarkStart w:id="15" w:name="appendix-d-use-of-ai-coding-assistance"/>
     <w:p>
@@ -2362,6 +2377,11 @@
       </w:r>
       <w:r>
         <w:t xml:space="preserve">manuscript.</w:t>
+      </w:r>
+    </w:p>
+    <w:p>
+      <w:r>
+        <w:br w:type="page"/>
       </w:r>
     </w:p>
     <w:bookmarkEnd w:id="15"/>
@@ -2994,6 +3014,11 @@
         </w:tc>
       </w:tr>
     </w:tbl>
+    <w:p>
+      <w:r>
+        <w:br w:type="page"/>
+      </w:r>
+    </w:p>
     <w:bookmarkEnd w:id="16"/>
     <w:bookmarkStart w:id="17" w:name="Xa0ed57b5c70a51013a2a7b93c8801e67d03119f"/>
     <w:p>
@@ -3289,6 +3314,11 @@
       </w:r>
       <w:r>
         <w:t xml:space="preserve">navigation.</w:t>
+      </w:r>
+    </w:p>
+    <w:p>
+      <w:r>
+        <w:br w:type="page"/>
       </w:r>
     </w:p>
     <w:bookmarkEnd w:id="17"/>

--- a/submission/supplementary_materials.docx
+++ b/submission/supplementary_materials.docx
@@ -7,7 +7,7 @@
         <w:pStyle w:val="Title"/>
       </w:pPr>
       <w:r>
-        <w:t xml:space="preserve">Supplementary Materials — Empiria: A Composable, Browser-Based Environment for Simulation-Based Statistics Education</w:t>
+        <w:t xml:space="preserve">Supplementary Materials for Empiria: A Composable, Browser-Based Environment for Simulation-Based Statistics Education</w:t>
       </w:r>
     </w:p>
     <w:p>
@@ -50,13 +50,13 @@
         <w:t xml:space="preserve">few minutes. Section references (§) point to the main article.</w:t>
       </w:r>
     </w:p>
-    <w:bookmarkStart w:id="12" w:name="Xf73793c38f9abde196ee4de362422d33f66ecd8"/>
+    <w:bookmarkStart w:id="12" w:name="X7f01e4cadc55de6e594aa5472d6cb164d2e9ce0"/>
     <w:p>
       <w:pPr>
         <w:pStyle w:val="Heading1"/>
       </w:pPr>
       <w:r>
-        <w:t xml:space="preserve">Appendix A — Numerical validation against R</w:t>
+        <w:t xml:space="preserve">Appendix A. Numerical validation against R</w:t>
       </w:r>
     </w:p>
     <w:p>
@@ -95,7 +95,7 @@
         <w:t xml:space="preserve"> </w:t>
       </w:r>
       <w:r>
-        <w:t xml:space="preserve">authoritative reference implementation to the stated tolerance — to machine</w:t>
+        <w:t xml:space="preserve">authoritative reference implementation to the stated tolerance, to machine</w:t>
       </w:r>
       <w:r>
         <w:t xml:space="preserve"> </w:t>
@@ -217,16 +217,13 @@
         <w:t xml:space="preserve">reference values themselves</w:t>
       </w:r>
       <w:r>
-        <w:t xml:space="preserve"> </w:t>
-      </w:r>
-      <w:r>
-        <w:t xml:space="preserve">— not merely that the code agrees</w:t>
-      </w:r>
-      <w:r>
-        <w:t xml:space="preserve"> </w:t>
-      </w:r>
-      <w:r>
-        <w:t xml:space="preserve">with our own expectations — run the independent R script and compare its</w:t>
+        <w:t xml:space="preserve">, and not merely that the code agrees</w:t>
+      </w:r>
+      <w:r>
+        <w:t xml:space="preserve"> </w:t>
+      </w:r>
+      <w:r>
+        <w:t xml:space="preserve">with our own expectations, run the independent R script and compare its</w:t>
       </w:r>
       <w:r>
         <w:t xml:space="preserve"> </w:t>
@@ -1658,13 +1655,13 @@
     </w:p>
     <w:bookmarkEnd w:id="11"/>
     <w:bookmarkEnd w:id="12"/>
-    <w:bookmarkStart w:id="13" w:name="appendix-b-computational-footprint"/>
+    <w:bookmarkStart w:id="13" w:name="appendix-b.-computational-footprint"/>
     <w:p>
       <w:pPr>
         <w:pStyle w:val="Heading1"/>
       </w:pPr>
       <w:r>
-        <w:t xml:space="preserve">Appendix B — Computational footprint</w:t>
+        <w:t xml:space="preserve">Appendix B. Computational footprint</w:t>
       </w:r>
     </w:p>
     <w:p>
@@ -1678,7 +1675,7 @@
         <w:t xml:space="preserve"> </w:t>
       </w:r>
       <w:r>
-        <w:t xml:space="preserve">download — a single static bundle of roughly</w:t>
+        <w:t xml:space="preserve">download (a single static bundle of roughly</w:t>
       </w:r>
       <w:r>
         <w:t xml:space="preserve"> </w:t>
@@ -1688,13 +1685,10 @@
           <w:b/>
           <w:bCs/>
         </w:rPr>
-        <w:t xml:space="preserve">0.4 MB (about 130 KB gzipped)</w:t>
-      </w:r>
-      <w:r>
-        <w:t xml:space="preserve"> </w:t>
-      </w:r>
-      <w:r>
-        <w:t xml:space="preserve">—</w:t>
+        <w:t xml:space="preserve">0.4 MB, about 130 KB gzipped</w:t>
+      </w:r>
+      <w:r>
+        <w:t xml:space="preserve">)</w:t>
       </w:r>
       <w:r>
         <w:t xml:space="preserve"> </w:t>
@@ -1758,7 +1752,7 @@
           <w:i/>
           <w:iCs/>
         </w:rPr>
-        <w:t xml:space="preserve">realistic patches the render loop — not the arithmetic — is the limiting</w:t>
+        <w:t xml:space="preserve">realistic patches the render loop, not the arithmetic, is the limiting</w:t>
       </w:r>
       <w:r>
         <w:rPr>
@@ -2006,13 +2000,13 @@
       </w:r>
     </w:p>
     <w:bookmarkEnd w:id="13"/>
-    <w:bookmarkStart w:id="14" w:name="X6db17b076d205823721ef7d117d3d3e1195124d"/>
+    <w:bookmarkStart w:id="14" w:name="X248ececc657b93eb7aabe561f8fc1574a23b7cb"/>
     <w:p>
       <w:pPr>
         <w:pStyle w:val="Heading1"/>
       </w:pPr>
       <w:r>
-        <w:t xml:space="preserve">Appendix C — Reproducibility and cross-machine determinism</w:t>
+        <w:t xml:space="preserve">Appendix C. Reproducibility and cross-machine determinism</w:t>
       </w:r>
     </w:p>
     <w:p>
@@ -2266,13 +2260,13 @@
       </w:r>
     </w:p>
     <w:bookmarkEnd w:id="14"/>
-    <w:bookmarkStart w:id="15" w:name="appendix-d-use-of-ai-coding-assistance"/>
+    <w:bookmarkStart w:id="15" w:name="appendix-d.-use-of-ai-coding-assistance"/>
     <w:p>
       <w:pPr>
         <w:pStyle w:val="Heading1"/>
       </w:pPr>
       <w:r>
-        <w:t xml:space="preserve">Appendix D — Use of AI coding assistance</w:t>
+        <w:t xml:space="preserve">Appendix D. Use of AI coding assistance</w:t>
       </w:r>
     </w:p>
     <w:p>
@@ -2385,13 +2379,13 @@
       </w:r>
     </w:p>
     <w:bookmarkEnd w:id="15"/>
-    <w:bookmarkStart w:id="16" w:name="appendix-e-module-library"/>
+    <w:bookmarkStart w:id="16" w:name="appendix-e.-module-library"/>
     <w:p>
       <w:pPr>
         <w:pStyle w:val="Heading1"/>
       </w:pPr>
       <w:r>
-        <w:t xml:space="preserve">Appendix E — Module library</w:t>
+        <w:t xml:space="preserve">Appendix E. Module library</w:t>
       </w:r>
     </w:p>
     <w:p>
@@ -3020,13 +3014,13 @@
       </w:r>
     </w:p>
     <w:bookmarkEnd w:id="16"/>
-    <w:bookmarkStart w:id="17" w:name="Xa0ed57b5c70a51013a2a7b93c8801e67d03119f"/>
+    <w:bookmarkStart w:id="17" w:name="X6ed670aac01cdb3107e6528afe1987b9f74c81b"/>
     <w:p>
       <w:pPr>
         <w:pStyle w:val="Heading1"/>
       </w:pPr>
       <w:r>
-        <w:t xml:space="preserve">Appendix F — Bundled lessons and guided tour</w:t>
+        <w:t xml:space="preserve">Appendix F. Bundled lessons and guided tour</w:t>
       </w:r>
     </w:p>
     <w:p>
@@ -3034,13 +3028,13 @@
         <w:pStyle w:val="FirstParagraph"/>
       </w:pPr>
       <w:r>
-        <w:t xml:space="preserve">Each lesson loads as a self-contained worksheet — a patch plus an explanatory</w:t>
-      </w:r>
-      <w:r>
-        <w:t xml:space="preserve"> </w:t>
-      </w:r>
-      <w:r>
-        <w:t xml:space="preserve">Note — so it opens ready to run and to modify.</w:t>
+        <w:t xml:space="preserve">Each lesson loads as a self-contained worksheet (a patch plus an explanatory</w:t>
+      </w:r>
+      <w:r>
+        <w:t xml:space="preserve"> </w:t>
+      </w:r>
+      <w:r>
+        <w:t xml:space="preserve">Note) so it opens ready to run and to modify.</w:t>
       </w:r>
     </w:p>
     <w:p>
@@ -3095,7 +3089,7 @@
         </w:numPr>
       </w:pPr>
       <w:r>
-        <w:t xml:space="preserve">Regression — what no relationship looks like</w:t>
+        <w:t xml:space="preserve">Regression: what no relationship looks like</w:t>
       </w:r>
     </w:p>
     <w:p>
